--- a/_implementation-notes/FotH Elective - CCA Proposal DRAFT v1.docx
+++ b/_implementation-notes/FotH Elective - CCA Proposal DRAFT v1.docx
@@ -34,13 +34,13 @@
         <w:pStyle w:val="FirstParagraph"/>
       </w:pPr>
       <w:r>
-        <w:t xml:space="preserve">Submitted to the leadership of Covenant Christian Academy of Warrenton ·</w:t>
-      </w:r>
-      <w:r>
-        <w:t xml:space="preserve"> </w:t>
-      </w:r>
-      <w:r>
-        <w:t xml:space="preserve">Attn: Andrea Sponsler, Head of School · John G. Tittle · [Date]</w:t>
+        <w:t xml:space="preserve">Submitted to the leadership of Covenant Christian Academy of Warrenton,</w:t>
+      </w:r>
+      <w:r>
+        <w:t xml:space="preserve"> </w:t>
+      </w:r>
+      <w:r>
+        <w:t xml:space="preserve">Attn: Andrea Sponsler, Head of School. John G. Tittle, [Date]</w:t>
       </w:r>
     </w:p>
     <w:p>
@@ -78,7 +78,7 @@
         <w:t xml:space="preserve"> </w:t>
       </w:r>
       <w:r>
-        <w:t xml:space="preserve">formation — connecting with self, with others, with God, and with mission —</w:t>
+        <w:t xml:space="preserve">formation (connecting with self, with others, with God, and with mission),</w:t>
       </w:r>
       <w:r>
         <w:t xml:space="preserve"> </w:t>
@@ -110,13 +110,13 @@
         <w:t xml:space="preserve"> </w:t>
       </w:r>
       <w:r>
-        <w:t xml:space="preserve">supported it enthusiastically, and the consent form received legal review —</w:t>
-      </w:r>
-      <w:r>
-        <w:t xml:space="preserve"> </w:t>
-      </w:r>
-      <w:r>
-        <w:t xml:space="preserve">and then no families enrolled. The structured interviews I held afterward</w:t>
+        <w:t xml:space="preserve">supported it enthusiastically, and the consent form received legal review.</w:t>
+      </w:r>
+      <w:r>
+        <w:t xml:space="preserve"> </w:t>
+      </w:r>
+      <w:r>
+        <w:t xml:space="preserve">And then no families enrolled. The structured interviews I held afterward</w:t>
       </w:r>
       <w:r>
         <w:t xml:space="preserve"> </w:t>
@@ -178,7 +178,7 @@
         <w:t xml:space="preserve"> </w:t>
       </w:r>
       <w:r>
-        <w:t xml:space="preserve">who want more. The two are designed to fit together, not compete.</w:t>
+        <w:t xml:space="preserve">who want more. The two are designed to fit together rather than compete.</w:t>
       </w:r>
     </w:p>
     <w:bookmarkEnd w:id="11"/>
@@ -212,7 +212,7 @@
         <w:t xml:space="preserve"> </w:t>
       </w:r>
       <w:r>
-        <w:t xml:space="preserve">semester — [Spring 2027, or the next registration window the calendar</w:t>
+        <w:t xml:space="preserve">semester: [Spring 2027, or the next registration window the calendar</w:t>
       </w:r>
       <w:r>
         <w:t xml:space="preserve"> </w:t>
@@ -332,7 +332,7 @@
         <w:t xml:space="preserve"> </w:t>
       </w:r>
       <w:r>
-        <w:t xml:space="preserve">and trusted adults over the room who can see how it is going — then the door</w:t>
+        <w:t xml:space="preserve">and trusted adults over the room who can see how it is going, then the door</w:t>
       </w:r>
       <w:r>
         <w:t xml:space="preserve"> </w:t>
@@ -350,25 +350,25 @@
         <w:t xml:space="preserve"> </w:t>
       </w:r>
       <w:r>
-        <w:t xml:space="preserve">intentional path to grow up into Christ. Notice what that sentence does not</w:t>
-      </w:r>
-      <w:r>
-        <w:t xml:space="preserve"> </w:t>
-      </w:r>
-      <w:r>
-        <w:t xml:space="preserve">say. It does not say the teacher changes anyone, or the exercises change</w:t>
-      </w:r>
-      <w:r>
-        <w:t xml:space="preserve"> </w:t>
-      </w:r>
-      <w:r>
-        <w:t xml:space="preserve">anyone. Nothing in this course is a lever. Everything in it only opens a</w:t>
-      </w:r>
-      <w:r>
-        <w:t xml:space="preserve"> </w:t>
-      </w:r>
-      <w:r>
-        <w:t xml:space="preserve">door, and the Spirit walks through it, or does not, in His time.</w:t>
+        <w:t xml:space="preserve">intentional path to grow up into Christ. That sentence makes no promise that</w:t>
+      </w:r>
+      <w:r>
+        <w:t xml:space="preserve"> </w:t>
+      </w:r>
+      <w:r>
+        <w:t xml:space="preserve">the teacher changes anyone, or that the exercises do. Nothing in this course</w:t>
+      </w:r>
+      <w:r>
+        <w:t xml:space="preserve"> </w:t>
+      </w:r>
+      <w:r>
+        <w:t xml:space="preserve">is a lever. Everything in it only opens a door, and the Spirit walks through</w:t>
+      </w:r>
+      <w:r>
+        <w:t xml:space="preserve"> </w:t>
+      </w:r>
+      <w:r>
+        <w:t xml:space="preserve">it, or does not, in His time.</w:t>
       </w:r>
     </w:p>
     <w:p>
@@ -410,7 +410,7 @@
         <w:t xml:space="preserve"> </w:t>
       </w:r>
       <w:r>
-        <w:t xml:space="preserve">[Instructor arrangement — employment or volunteer status — as CCA prefers.]</w:t>
+        <w:t xml:space="preserve">[Instructor arrangement, employment or volunteer status, as CCA prefers.]</w:t>
       </w:r>
     </w:p>
     <w:bookmarkEnd w:id="12"/>
@@ -432,7 +432,7 @@
           <w:b/>
           <w:bCs/>
         </w:rPr>
-        <w:t xml:space="preserve">Connect with Self (weeks 1–5).</w:t>
+        <w:t xml:space="preserve">Connect with Self (weeks 1-5).</w:t>
       </w:r>
       <w:r>
         <w:t xml:space="preserve"> </w:t>
@@ -462,13 +462,13 @@
         <w:t xml:space="preserve"> </w:t>
       </w:r>
       <w:r>
-        <w:t xml:space="preserve">heart — wounds, lies, old agreements — taught as a map, not excavated in</w:t>
-      </w:r>
-      <w:r>
-        <w:t xml:space="preserve"> </w:t>
-      </w:r>
-      <w:r>
-        <w:t xml:space="preserve">class.</w:t>
+        <w:t xml:space="preserve">heart (wounds, lies, old agreements), taught as a map rather than excavated</w:t>
+      </w:r>
+      <w:r>
+        <w:t xml:space="preserve"> </w:t>
+      </w:r>
+      <w:r>
+        <w:t xml:space="preserve">in class.</w:t>
       </w:r>
     </w:p>
     <w:p>
@@ -480,7 +480,7 @@
           <w:b/>
           <w:bCs/>
         </w:rPr>
-        <w:t xml:space="preserve">Connect with Others (weeks 6–9).</w:t>
+        <w:t xml:space="preserve">Connect with Others (weeks 6-9).</w:t>
       </w:r>
       <w:r>
         <w:t xml:space="preserve"> </w:t>
@@ -516,7 +516,7 @@
           <w:b/>
           <w:bCs/>
         </w:rPr>
-        <w:t xml:space="preserve">Connect with God (weeks 10–13).</w:t>
+        <w:t xml:space="preserve">Connect with God (weeks 10-13).</w:t>
       </w:r>
       <w:r>
         <w:t xml:space="preserve"> </w:t>
@@ -546,7 +546,7 @@
           <w:b/>
           <w:bCs/>
         </w:rPr>
-        <w:t xml:space="preserve">Connect with Mission (weeks 14–16).</w:t>
+        <w:t xml:space="preserve">Connect with Mission (weeks 14-16).</w:t>
       </w:r>
       <w:r>
         <w:t xml:space="preserve"> </w:t>
@@ -567,13 +567,13 @@
         <w:t xml:space="preserve">“where are you sent?”</w:t>
       </w:r>
       <w:r>
-        <w:t xml:space="preserve">; each student drafts a personal rule of life —</w:t>
-      </w:r>
-      <w:r>
-        <w:t xml:space="preserve"> </w:t>
-      </w:r>
-      <w:r>
-        <w:t xml:space="preserve">their own daily, weekly, and monthly rhythm.</w:t>
+        <w:t xml:space="preserve">; each student drafts a personal rule of life, their</w:t>
+      </w:r>
+      <w:r>
+        <w:t xml:space="preserve"> </w:t>
+      </w:r>
+      <w:r>
+        <w:t xml:space="preserve">own daily, weekly, and monthly rhythm.</w:t>
       </w:r>
     </w:p>
     <w:p>
@@ -591,19 +591,19 @@
         <w:t xml:space="preserve"> </w:t>
       </w:r>
       <w:r>
-        <w:t xml:space="preserve">Integration, the capstone reflection, and the invitation onward</w:t>
-      </w:r>
-      <w:r>
-        <w:t xml:space="preserve"> </w:t>
-      </w:r>
-      <w:r>
-        <w:t xml:space="preserve">— including to the evening family fellowship for students and parents who</w:t>
-      </w:r>
-      <w:r>
-        <w:t xml:space="preserve"> </w:t>
-      </w:r>
-      <w:r>
-        <w:t xml:space="preserve">want the deeper work.</w:t>
+        <w:t xml:space="preserve">Integration, the capstone reflection, and the invitation</w:t>
+      </w:r>
+      <w:r>
+        <w:t xml:space="preserve"> </w:t>
+      </w:r>
+      <w:r>
+        <w:t xml:space="preserve">onward, including to the evening family fellowship for students and parents</w:t>
+      </w:r>
+      <w:r>
+        <w:t xml:space="preserve"> </w:t>
+      </w:r>
+      <w:r>
+        <w:t xml:space="preserve">who want the deeper work.</w:t>
       </w:r>
     </w:p>
     <w:p>
@@ -633,7 +633,7 @@
         <w:t xml:space="preserve"> </w:t>
       </w:r>
       <w:r>
-        <w:t xml:space="preserve">exercise segments only — prepared in a short check-in with me beforehand.</w:t>
+        <w:t xml:space="preserve">exercise segments only, prepared in a short check-in with me beforehand.</w:t>
       </w:r>
       <w:r>
         <w:t xml:space="preserve"> </w:t>
@@ -777,7 +777,7 @@
         <w:t xml:space="preserve"> </w:t>
       </w:r>
       <w:r>
-        <w:t xml:space="preserve">graded on engagement with the process, never on depth or content. No</w:t>
+        <w:t xml:space="preserve">graded on engagement with the process rather than on depth or content. No</w:t>
       </w:r>
       <w:r>
         <w:t xml:space="preserve"> </w:t>
@@ -802,16 +802,13 @@
         <w:t xml:space="preserve">When something real surfaces anyway</w:t>
       </w:r>
       <w:r>
-        <w:t xml:space="preserve"> </w:t>
-      </w:r>
-      <w:r>
-        <w:t xml:space="preserve">— and in honest work it sometimes</w:t>
-      </w:r>
-      <w:r>
-        <w:t xml:space="preserve"> </w:t>
-      </w:r>
-      <w:r>
-        <w:t xml:space="preserve">will — it goes to the receiving end CCA already has: the care and</w:t>
+        <w:t xml:space="preserve">, and in honest work it sometimes</w:t>
+      </w:r>
+      <w:r>
+        <w:t xml:space="preserve"> </w:t>
+      </w:r>
+      <w:r>
+        <w:t xml:space="preserve">will, it goes to the receiving end CCA already has: the care and</w:t>
       </w:r>
       <w:r>
         <w:t xml:space="preserve"> </w:t>
@@ -1002,13 +999,13 @@
         <w:t xml:space="preserve"> </w:t>
       </w:r>
       <w:r>
-        <w:t xml:space="preserve">counseling and care structure, the reporting chain, and records practice</w:t>
-      </w:r>
-      <w:r>
-        <w:t xml:space="preserve"> </w:t>
-      </w:r>
-      <w:r>
-        <w:t xml:space="preserve">— reaffirmed for the elective.</w:t>
+        <w:t xml:space="preserve">counseling and care structure, the reporting chain, and records practice,</w:t>
+      </w:r>
+      <w:r>
+        <w:t xml:space="preserve"> </w:t>
+      </w:r>
+      <w:r>
+        <w:t xml:space="preserve">reaffirmed for the elective.</w:t>
       </w:r>
     </w:p>
     <w:p>
@@ -1067,10 +1064,7 @@
         <w:t xml:space="preserve">The instructor arrangement</w:t>
       </w:r>
       <w:r>
-        <w:t xml:space="preserve"> </w:t>
-      </w:r>
-      <w:r>
-        <w:t xml:space="preserve">— whatever standing CCA prefers for me for</w:t>
+        <w:t xml:space="preserve">, whatever standing CCA prefers for me for</w:t>
       </w:r>
       <w:r>
         <w:t xml:space="preserve"> </w:t>
@@ -1106,7 +1100,7 @@
         <w:t xml:space="preserve"> </w:t>
       </w:r>
       <w:r>
-        <w:t xml:space="preserve">the God who is all three — with the same seriousness of method the school</w:t>
+        <w:t xml:space="preserve">the God who is all three, with the same seriousness of method the school</w:t>
       </w:r>
       <w:r>
         <w:t xml:space="preserve"> </w:t>
@@ -1185,7 +1179,7 @@
           <w:i/>
           <w:iCs/>
         </w:rPr>
-        <w:t xml:space="preserve">DRAFT v1 for John’s review — not yet submitted. The bracketed items</w:t>
+        <w:t xml:space="preserve">DRAFT v2 for John’s review, not yet submitted. The bracketed items</w:t>
       </w:r>
       <w:r>
         <w:rPr>
